--- a/docs/requirements/Non-Functional_Requirements_V1.0.docx
+++ b/docs/requirements/Non-Functional_Requirements_V1.0.docx
@@ -10,126 +10,629 @@
         <w:t>Non-Functional Requirements</w:t>
       </w:r>
     </w:p>
+    <w:tbl>
+      <w:tblPr>
+        <w:tblpPr w:leftFromText="180" w:rightFromText="180" w:vertAnchor="text" w:tblpXSpec="right" w:tblpY="1"/>
+        <w:tblOverlap w:val="never"/>
+        <w:tblW w:w="0" w:type="auto"/>
+        <w:tblCellSpacing w:w="15" w:type="dxa"/>
+        <w:tblCellMar>
+          <w:top w:w="15" w:type="dxa"/>
+          <w:left w:w="15" w:type="dxa"/>
+          <w:bottom w:w="15" w:type="dxa"/>
+          <w:right w:w="15" w:type="dxa"/>
+        </w:tblCellMar>
+        <w:tblLook w:val="04A0" w:firstRow="1" w:lastRow="0" w:firstColumn="1" w:lastColumn="0" w:noHBand="0" w:noVBand="1"/>
+      </w:tblPr>
+      <w:tblGrid>
+        <w:gridCol w:w="719"/>
+        <w:gridCol w:w="1885"/>
+        <w:gridCol w:w="6406"/>
+      </w:tblGrid>
+      <w:tr>
+        <w:trPr>
+          <w:tblHeader/>
+          <w:tblCellSpacing w:w="15" w:type="dxa"/>
+        </w:trPr>
+        <w:tc>
+          <w:tcPr>
+            <w:tcW w:w="0" w:type="auto"/>
+            <w:tcBorders>
+              <w:top w:val="single" w:sz="6" w:space="0" w:color="auto"/>
+              <w:left w:val="single" w:sz="6" w:space="0" w:color="auto"/>
+              <w:bottom w:val="single" w:sz="6" w:space="0" w:color="auto"/>
+              <w:right w:val="single" w:sz="6" w:space="0" w:color="auto"/>
+            </w:tcBorders>
+            <w:vAlign w:val="center"/>
+            <w:hideMark/>
+          </w:tcPr>
+          <w:p>
+            <w:pPr>
+              <w:pStyle w:val="NoSpacing"/>
+              <w:rPr>
+                <w:b/>
+                <w:bCs/>
+              </w:rPr>
+            </w:pPr>
+            <w:r>
+              <w:rPr>
+                <w:b/>
+                <w:bCs/>
+              </w:rPr>
+              <w:t>ID</w:t>
+            </w:r>
+          </w:p>
+        </w:tc>
+        <w:tc>
+          <w:tcPr>
+            <w:tcW w:w="0" w:type="auto"/>
+            <w:tcBorders>
+              <w:top w:val="single" w:sz="6" w:space="0" w:color="auto"/>
+              <w:left w:val="single" w:sz="6" w:space="0" w:color="auto"/>
+              <w:bottom w:val="single" w:sz="6" w:space="0" w:color="auto"/>
+              <w:right w:val="single" w:sz="6" w:space="0" w:color="auto"/>
+            </w:tcBorders>
+            <w:vAlign w:val="center"/>
+            <w:hideMark/>
+          </w:tcPr>
+          <w:p>
+            <w:pPr>
+              <w:pStyle w:val="NoSpacing"/>
+              <w:rPr>
+                <w:b/>
+                <w:bCs/>
+              </w:rPr>
+            </w:pPr>
+            <w:r>
+              <w:rPr>
+                <w:b/>
+                <w:bCs/>
+              </w:rPr>
+              <w:t>Requirement Name</w:t>
+            </w:r>
+          </w:p>
+        </w:tc>
+        <w:tc>
+          <w:tcPr>
+            <w:tcW w:w="0" w:type="auto"/>
+            <w:tcBorders>
+              <w:top w:val="single" w:sz="6" w:space="0" w:color="auto"/>
+              <w:left w:val="single" w:sz="6" w:space="0" w:color="auto"/>
+              <w:bottom w:val="single" w:sz="6" w:space="0" w:color="auto"/>
+              <w:right w:val="single" w:sz="6" w:space="0" w:color="auto"/>
+            </w:tcBorders>
+            <w:vAlign w:val="center"/>
+            <w:hideMark/>
+          </w:tcPr>
+          <w:p>
+            <w:pPr>
+              <w:pStyle w:val="NoSpacing"/>
+              <w:rPr>
+                <w:b/>
+                <w:bCs/>
+              </w:rPr>
+            </w:pPr>
+            <w:r>
+              <w:rPr>
+                <w:b/>
+                <w:bCs/>
+              </w:rPr>
+              <w:t>Description</w:t>
+            </w:r>
+          </w:p>
+        </w:tc>
+      </w:tr>
+      <w:tr>
+        <w:trPr>
+          <w:tblCellSpacing w:w="15" w:type="dxa"/>
+        </w:trPr>
+        <w:tc>
+          <w:tcPr>
+            <w:tcW w:w="0" w:type="auto"/>
+            <w:tcBorders>
+              <w:top w:val="single" w:sz="6" w:space="0" w:color="auto"/>
+              <w:left w:val="single" w:sz="6" w:space="0" w:color="auto"/>
+              <w:bottom w:val="single" w:sz="6" w:space="0" w:color="auto"/>
+              <w:right w:val="single" w:sz="6" w:space="0" w:color="auto"/>
+            </w:tcBorders>
+            <w:vAlign w:val="center"/>
+            <w:hideMark/>
+          </w:tcPr>
+          <w:p>
+            <w:pPr>
+              <w:pStyle w:val="NoSpacing"/>
+              <w:rPr>
+                <w:b/>
+                <w:bCs/>
+              </w:rPr>
+            </w:pPr>
+            <w:r>
+              <w:rPr>
+                <w:b/>
+                <w:bCs/>
+              </w:rPr>
+              <w:t>NFR-01</w:t>
+            </w:r>
+          </w:p>
+        </w:tc>
+        <w:tc>
+          <w:tcPr>
+            <w:tcW w:w="0" w:type="auto"/>
+            <w:tcBorders>
+              <w:top w:val="single" w:sz="6" w:space="0" w:color="auto"/>
+              <w:left w:val="single" w:sz="6" w:space="0" w:color="auto"/>
+              <w:bottom w:val="single" w:sz="6" w:space="0" w:color="auto"/>
+              <w:right w:val="single" w:sz="6" w:space="0" w:color="auto"/>
+            </w:tcBorders>
+            <w:vAlign w:val="center"/>
+            <w:hideMark/>
+          </w:tcPr>
+          <w:p>
+            <w:pPr>
+              <w:pStyle w:val="NoSpacing"/>
+              <w:rPr>
+                <w:b/>
+                <w:bCs/>
+              </w:rPr>
+            </w:pPr>
+            <w:r>
+              <w:rPr>
+                <w:b/>
+                <w:bCs/>
+              </w:rPr>
+              <w:t>Responsiveness</w:t>
+            </w:r>
+          </w:p>
+        </w:tc>
+        <w:tc>
+          <w:tcPr>
+            <w:tcW w:w="0" w:type="auto"/>
+            <w:tcBorders>
+              <w:top w:val="single" w:sz="6" w:space="0" w:color="auto"/>
+              <w:left w:val="single" w:sz="6" w:space="0" w:color="auto"/>
+              <w:bottom w:val="single" w:sz="6" w:space="0" w:color="auto"/>
+              <w:right w:val="single" w:sz="6" w:space="0" w:color="auto"/>
+            </w:tcBorders>
+            <w:vAlign w:val="center"/>
+            <w:hideMark/>
+          </w:tcPr>
+          <w:p>
+            <w:pPr>
+              <w:pStyle w:val="NoSpacing"/>
+            </w:pPr>
+            <w:r>
+              <w:t>The system shall utilize a Responsive Web Interface (RWI) that fluidly adapts to mobile, tablet, and desktop browsers.</w:t>
+            </w:r>
+          </w:p>
+        </w:tc>
+      </w:tr>
+      <w:tr>
+        <w:trPr>
+          <w:tblCellSpacing w:w="15" w:type="dxa"/>
+        </w:trPr>
+        <w:tc>
+          <w:tcPr>
+            <w:tcW w:w="0" w:type="auto"/>
+            <w:tcBorders>
+              <w:top w:val="single" w:sz="6" w:space="0" w:color="auto"/>
+              <w:left w:val="single" w:sz="6" w:space="0" w:color="auto"/>
+              <w:bottom w:val="single" w:sz="6" w:space="0" w:color="auto"/>
+              <w:right w:val="single" w:sz="6" w:space="0" w:color="auto"/>
+            </w:tcBorders>
+            <w:vAlign w:val="center"/>
+            <w:hideMark/>
+          </w:tcPr>
+          <w:p>
+            <w:pPr>
+              <w:pStyle w:val="NoSpacing"/>
+              <w:rPr>
+                <w:b/>
+                <w:bCs/>
+              </w:rPr>
+            </w:pPr>
+            <w:r>
+              <w:rPr>
+                <w:b/>
+                <w:bCs/>
+              </w:rPr>
+              <w:t>NFR-02</w:t>
+            </w:r>
+          </w:p>
+        </w:tc>
+        <w:tc>
+          <w:tcPr>
+            <w:tcW w:w="0" w:type="auto"/>
+            <w:tcBorders>
+              <w:top w:val="single" w:sz="6" w:space="0" w:color="auto"/>
+              <w:left w:val="single" w:sz="6" w:space="0" w:color="auto"/>
+              <w:bottom w:val="single" w:sz="6" w:space="0" w:color="auto"/>
+              <w:right w:val="single" w:sz="6" w:space="0" w:color="auto"/>
+            </w:tcBorders>
+            <w:vAlign w:val="center"/>
+            <w:hideMark/>
+          </w:tcPr>
+          <w:p>
+            <w:pPr>
+              <w:pStyle w:val="NoSpacing"/>
+              <w:rPr>
+                <w:b/>
+                <w:bCs/>
+              </w:rPr>
+            </w:pPr>
+            <w:r>
+              <w:rPr>
+                <w:b/>
+                <w:bCs/>
+              </w:rPr>
+              <w:t>Availability</w:t>
+            </w:r>
+          </w:p>
+        </w:tc>
+        <w:tc>
+          <w:tcPr>
+            <w:tcW w:w="0" w:type="auto"/>
+            <w:tcBorders>
+              <w:top w:val="single" w:sz="6" w:space="0" w:color="auto"/>
+              <w:left w:val="single" w:sz="6" w:space="0" w:color="auto"/>
+              <w:bottom w:val="single" w:sz="6" w:space="0" w:color="auto"/>
+              <w:right w:val="single" w:sz="6" w:space="0" w:color="auto"/>
+            </w:tcBorders>
+            <w:vAlign w:val="center"/>
+            <w:hideMark/>
+          </w:tcPr>
+          <w:p>
+            <w:pPr>
+              <w:pStyle w:val="NoSpacing"/>
+            </w:pPr>
+            <w:r>
+              <w:t>The system shall aim for 99% uptime during the prototype phase to ensure staff can verify entries 24/7.</w:t>
+            </w:r>
+          </w:p>
+        </w:tc>
+      </w:tr>
+      <w:tr>
+        <w:trPr>
+          <w:tblCellSpacing w:w="15" w:type="dxa"/>
+        </w:trPr>
+        <w:tc>
+          <w:tcPr>
+            <w:tcW w:w="0" w:type="auto"/>
+            <w:tcBorders>
+              <w:top w:val="single" w:sz="6" w:space="0" w:color="auto"/>
+              <w:left w:val="single" w:sz="6" w:space="0" w:color="auto"/>
+              <w:bottom w:val="single" w:sz="6" w:space="0" w:color="auto"/>
+              <w:right w:val="single" w:sz="6" w:space="0" w:color="auto"/>
+            </w:tcBorders>
+            <w:vAlign w:val="center"/>
+            <w:hideMark/>
+          </w:tcPr>
+          <w:p>
+            <w:pPr>
+              <w:pStyle w:val="NoSpacing"/>
+              <w:rPr>
+                <w:b/>
+                <w:bCs/>
+              </w:rPr>
+            </w:pPr>
+            <w:r>
+              <w:rPr>
+                <w:b/>
+                <w:bCs/>
+              </w:rPr>
+              <w:t>NFR-03</w:t>
+            </w:r>
+          </w:p>
+        </w:tc>
+        <w:tc>
+          <w:tcPr>
+            <w:tcW w:w="0" w:type="auto"/>
+            <w:tcBorders>
+              <w:top w:val="single" w:sz="6" w:space="0" w:color="auto"/>
+              <w:left w:val="single" w:sz="6" w:space="0" w:color="auto"/>
+              <w:bottom w:val="single" w:sz="6" w:space="0" w:color="auto"/>
+              <w:right w:val="single" w:sz="6" w:space="0" w:color="auto"/>
+            </w:tcBorders>
+            <w:vAlign w:val="center"/>
+            <w:hideMark/>
+          </w:tcPr>
+          <w:p>
+            <w:pPr>
+              <w:pStyle w:val="NoSpacing"/>
+              <w:rPr>
+                <w:b/>
+                <w:bCs/>
+              </w:rPr>
+            </w:pPr>
+            <w:r>
+              <w:rPr>
+                <w:b/>
+                <w:bCs/>
+              </w:rPr>
+              <w:t>Security</w:t>
+            </w:r>
+          </w:p>
+        </w:tc>
+        <w:tc>
+          <w:tcPr>
+            <w:tcW w:w="0" w:type="auto"/>
+            <w:tcBorders>
+              <w:top w:val="single" w:sz="6" w:space="0" w:color="auto"/>
+              <w:left w:val="single" w:sz="6" w:space="0" w:color="auto"/>
+              <w:bottom w:val="single" w:sz="6" w:space="0" w:color="auto"/>
+              <w:right w:val="single" w:sz="6" w:space="0" w:color="auto"/>
+            </w:tcBorders>
+            <w:vAlign w:val="center"/>
+            <w:hideMark/>
+          </w:tcPr>
+          <w:p>
+            <w:pPr>
+              <w:pStyle w:val="NoSpacing"/>
+            </w:pPr>
+            <w:r>
+              <w:t>All financial transactions shall be handled externally via Stripe to ensure PCI-DSS compliance.</w:t>
+            </w:r>
+          </w:p>
+        </w:tc>
+      </w:tr>
+      <w:tr>
+        <w:trPr>
+          <w:tblCellSpacing w:w="15" w:type="dxa"/>
+        </w:trPr>
+        <w:tc>
+          <w:tcPr>
+            <w:tcW w:w="0" w:type="auto"/>
+            <w:tcBorders>
+              <w:top w:val="single" w:sz="6" w:space="0" w:color="auto"/>
+              <w:left w:val="single" w:sz="6" w:space="0" w:color="auto"/>
+              <w:bottom w:val="single" w:sz="6" w:space="0" w:color="auto"/>
+              <w:right w:val="single" w:sz="6" w:space="0" w:color="auto"/>
+            </w:tcBorders>
+            <w:vAlign w:val="center"/>
+            <w:hideMark/>
+          </w:tcPr>
+          <w:p>
+            <w:pPr>
+              <w:pStyle w:val="NoSpacing"/>
+              <w:rPr>
+                <w:b/>
+                <w:bCs/>
+              </w:rPr>
+            </w:pPr>
+            <w:r>
+              <w:rPr>
+                <w:b/>
+                <w:bCs/>
+              </w:rPr>
+              <w:t>NFR-04</w:t>
+            </w:r>
+          </w:p>
+        </w:tc>
+        <w:tc>
+          <w:tcPr>
+            <w:tcW w:w="0" w:type="auto"/>
+            <w:tcBorders>
+              <w:top w:val="single" w:sz="6" w:space="0" w:color="auto"/>
+              <w:left w:val="single" w:sz="6" w:space="0" w:color="auto"/>
+              <w:bottom w:val="single" w:sz="6" w:space="0" w:color="auto"/>
+              <w:right w:val="single" w:sz="6" w:space="0" w:color="auto"/>
+            </w:tcBorders>
+            <w:vAlign w:val="center"/>
+            <w:hideMark/>
+          </w:tcPr>
+          <w:p>
+            <w:pPr>
+              <w:pStyle w:val="NoSpacing"/>
+              <w:rPr>
+                <w:b/>
+                <w:bCs/>
+              </w:rPr>
+            </w:pPr>
+            <w:r>
+              <w:rPr>
+                <w:b/>
+                <w:bCs/>
+              </w:rPr>
+              <w:t>Performance</w:t>
+            </w:r>
+          </w:p>
+        </w:tc>
+        <w:tc>
+          <w:tcPr>
+            <w:tcW w:w="0" w:type="auto"/>
+            <w:tcBorders>
+              <w:top w:val="single" w:sz="6" w:space="0" w:color="auto"/>
+              <w:left w:val="single" w:sz="6" w:space="0" w:color="auto"/>
+              <w:bottom w:val="single" w:sz="6" w:space="0" w:color="auto"/>
+              <w:right w:val="single" w:sz="6" w:space="0" w:color="auto"/>
+            </w:tcBorders>
+            <w:vAlign w:val="center"/>
+            <w:hideMark/>
+          </w:tcPr>
+          <w:p>
+            <w:pPr>
+              <w:pStyle w:val="NoSpacing"/>
+            </w:pPr>
+            <w:r>
+              <w:t>The landing page and booking dashboard shall load in under 2.0 seconds on standard Australian 4G/5G networks.</w:t>
+            </w:r>
+          </w:p>
+        </w:tc>
+      </w:tr>
+      <w:tr>
+        <w:trPr>
+          <w:tblCellSpacing w:w="15" w:type="dxa"/>
+        </w:trPr>
+        <w:tc>
+          <w:tcPr>
+            <w:tcW w:w="0" w:type="auto"/>
+            <w:tcBorders>
+              <w:top w:val="single" w:sz="6" w:space="0" w:color="auto"/>
+              <w:left w:val="single" w:sz="6" w:space="0" w:color="auto"/>
+              <w:bottom w:val="single" w:sz="6" w:space="0" w:color="auto"/>
+              <w:right w:val="single" w:sz="6" w:space="0" w:color="auto"/>
+            </w:tcBorders>
+            <w:vAlign w:val="center"/>
+            <w:hideMark/>
+          </w:tcPr>
+          <w:p>
+            <w:pPr>
+              <w:pStyle w:val="NoSpacing"/>
+              <w:rPr>
+                <w:b/>
+                <w:bCs/>
+              </w:rPr>
+            </w:pPr>
+            <w:r>
+              <w:rPr>
+                <w:b/>
+                <w:bCs/>
+              </w:rPr>
+              <w:t>NFR-05</w:t>
+            </w:r>
+          </w:p>
+        </w:tc>
+        <w:tc>
+          <w:tcPr>
+            <w:tcW w:w="0" w:type="auto"/>
+            <w:tcBorders>
+              <w:top w:val="single" w:sz="6" w:space="0" w:color="auto"/>
+              <w:left w:val="single" w:sz="6" w:space="0" w:color="auto"/>
+              <w:bottom w:val="single" w:sz="6" w:space="0" w:color="auto"/>
+              <w:right w:val="single" w:sz="6" w:space="0" w:color="auto"/>
+            </w:tcBorders>
+            <w:vAlign w:val="center"/>
+            <w:hideMark/>
+          </w:tcPr>
+          <w:p>
+            <w:pPr>
+              <w:pStyle w:val="NoSpacing"/>
+              <w:rPr>
+                <w:b/>
+                <w:bCs/>
+              </w:rPr>
+            </w:pPr>
+            <w:r>
+              <w:rPr>
+                <w:b/>
+                <w:bCs/>
+              </w:rPr>
+              <w:t>Accessibility</w:t>
+            </w:r>
+          </w:p>
+        </w:tc>
+        <w:tc>
+          <w:tcPr>
+            <w:tcW w:w="0" w:type="auto"/>
+            <w:tcBorders>
+              <w:top w:val="single" w:sz="6" w:space="0" w:color="auto"/>
+              <w:left w:val="single" w:sz="6" w:space="0" w:color="auto"/>
+              <w:bottom w:val="single" w:sz="6" w:space="0" w:color="auto"/>
+              <w:right w:val="single" w:sz="6" w:space="0" w:color="auto"/>
+            </w:tcBorders>
+            <w:vAlign w:val="center"/>
+            <w:hideMark/>
+          </w:tcPr>
+          <w:p>
+            <w:pPr>
+              <w:pStyle w:val="NoSpacing"/>
+            </w:pPr>
+            <w:r>
+              <w:t>The interface shall maintain high-contrast ratios (minimum 4.5:1) for all primary Action Buttons (e.g., Login).</w:t>
+            </w:r>
+          </w:p>
+        </w:tc>
+      </w:tr>
+      <w:tr>
+        <w:trPr>
+          <w:tblCellSpacing w:w="15" w:type="dxa"/>
+        </w:trPr>
+        <w:tc>
+          <w:tcPr>
+            <w:tcW w:w="0" w:type="auto"/>
+            <w:tcBorders>
+              <w:top w:val="single" w:sz="6" w:space="0" w:color="auto"/>
+              <w:left w:val="single" w:sz="6" w:space="0" w:color="auto"/>
+              <w:bottom w:val="single" w:sz="6" w:space="0" w:color="auto"/>
+              <w:right w:val="single" w:sz="6" w:space="0" w:color="auto"/>
+            </w:tcBorders>
+            <w:vAlign w:val="center"/>
+            <w:hideMark/>
+          </w:tcPr>
+          <w:p>
+            <w:pPr>
+              <w:pStyle w:val="NoSpacing"/>
+              <w:rPr>
+                <w:b/>
+                <w:bCs/>
+              </w:rPr>
+            </w:pPr>
+            <w:r>
+              <w:rPr>
+                <w:b/>
+                <w:bCs/>
+              </w:rPr>
+              <w:t>NFR-06</w:t>
+            </w:r>
+          </w:p>
+        </w:tc>
+        <w:tc>
+          <w:tcPr>
+            <w:tcW w:w="0" w:type="auto"/>
+            <w:tcBorders>
+              <w:top w:val="single" w:sz="6" w:space="0" w:color="auto"/>
+              <w:left w:val="single" w:sz="6" w:space="0" w:color="auto"/>
+              <w:bottom w:val="single" w:sz="6" w:space="0" w:color="auto"/>
+              <w:right w:val="single" w:sz="6" w:space="0" w:color="auto"/>
+            </w:tcBorders>
+            <w:vAlign w:val="center"/>
+            <w:hideMark/>
+          </w:tcPr>
+          <w:p>
+            <w:pPr>
+              <w:pStyle w:val="NoSpacing"/>
+              <w:rPr>
+                <w:b/>
+                <w:bCs/>
+              </w:rPr>
+            </w:pPr>
+            <w:r>
+              <w:rPr>
+                <w:b/>
+                <w:bCs/>
+              </w:rPr>
+              <w:t>Auditability</w:t>
+            </w:r>
+          </w:p>
+        </w:tc>
+        <w:tc>
+          <w:tcPr>
+            <w:tcW w:w="0" w:type="auto"/>
+            <w:tcBorders>
+              <w:top w:val="single" w:sz="6" w:space="0" w:color="auto"/>
+              <w:left w:val="single" w:sz="6" w:space="0" w:color="auto"/>
+              <w:bottom w:val="single" w:sz="6" w:space="0" w:color="auto"/>
+              <w:right w:val="single" w:sz="6" w:space="0" w:color="auto"/>
+            </w:tcBorders>
+            <w:vAlign w:val="center"/>
+            <w:hideMark/>
+          </w:tcPr>
+          <w:p>
+            <w:pPr>
+              <w:pStyle w:val="NoSpacing"/>
+            </w:pPr>
+            <w:r>
+              <w:t>The database shall retain historical booking and transaction logs for a minimum of 365 days.</w:t>
+            </w:r>
+          </w:p>
+        </w:tc>
+      </w:tr>
+    </w:tbl>
     <w:p>
       <w:pPr>
         <w:pStyle w:val="NoSpacing"/>
-        <w:rPr>
-          <w:rStyle w:val="Strong"/>
-        </w:rPr>
       </w:pPr>
       <w:r>
-        <w:rPr>
-          <w:rStyle w:val="Strong"/>
-        </w:rPr>
-        <w:t>Responsiveness</w:t>
-      </w:r>
-    </w:p>
-    <w:p>
-      <w:r>
-        <w:t>The system shall utilize a Responsive Web Interface (RWI) that fluidly adapts to mobile, tablet, and desktop browser resolutions.</w:t>
-      </w:r>
-    </w:p>
-    <w:p>
-      <w:pPr>
-        <w:pStyle w:val="NoSpacing"/>
-        <w:rPr>
-          <w:rStyle w:val="Strong"/>
-        </w:rPr>
-      </w:pPr>
-      <w:r>
-        <w:rPr>
-          <w:rStyle w:val="Strong"/>
-        </w:rPr>
-        <w:t>Availability</w:t>
-      </w:r>
-    </w:p>
-    <w:p>
-      <w:r>
-        <w:t xml:space="preserve">The system shall aim for 99% uptime during the prototype phase to ensure lounge staff can </w:t>
-      </w:r>
-      <w:proofErr w:type="gramStart"/>
-      <w:r>
-        <w:t>verify entries at all times</w:t>
-      </w:r>
-      <w:proofErr w:type="gramEnd"/>
-      <w:r>
-        <w:t>.</w:t>
-      </w:r>
-    </w:p>
-    <w:p>
-      <w:pPr>
-        <w:pStyle w:val="NoSpacing"/>
-        <w:rPr>
-          <w:rStyle w:val="Strong"/>
-        </w:rPr>
-      </w:pPr>
-      <w:r>
-        <w:rPr>
-          <w:rStyle w:val="Strong"/>
-        </w:rPr>
-        <w:t>Security</w:t>
-      </w:r>
-    </w:p>
-    <w:p>
-      <w:r>
-        <w:t>All financial transactions shall be handled externally via Stripe to ensure PCI-DSS compliance and protect passenger billing data.</w:t>
-      </w:r>
-    </w:p>
-    <w:p>
-      <w:pPr>
-        <w:pStyle w:val="NoSpacing"/>
-        <w:rPr>
-          <w:rStyle w:val="Strong"/>
-        </w:rPr>
-      </w:pPr>
-      <w:r>
-        <w:rPr>
-          <w:rStyle w:val="Strong"/>
-        </w:rPr>
-        <w:t>Performance</w:t>
-      </w:r>
-    </w:p>
-    <w:p>
-      <w:r>
-        <w:t>The landing page and booking dashboard shall load in under 2.0 seconds on standard Australian 4G/5G mobile networks.</w:t>
-      </w:r>
-    </w:p>
-    <w:p>
-      <w:pPr>
-        <w:pStyle w:val="NoSpacing"/>
-        <w:rPr>
-          <w:rStyle w:val="Strong"/>
-        </w:rPr>
-      </w:pPr>
-      <w:r>
-        <w:rPr>
-          <w:rStyle w:val="Strong"/>
-        </w:rPr>
-        <w:t>Usability (UX)</w:t>
-      </w:r>
-    </w:p>
-    <w:p>
-      <w:r>
-        <w:t>The interface shall maintain high-contrast ratios (minimum 4.5:1) for all primary Action Buttons (e.g., Login) to ensure accessibility.</w:t>
-      </w:r>
-    </w:p>
-    <w:p>
-      <w:pPr>
-        <w:pStyle w:val="NoSpacing"/>
-        <w:rPr>
-          <w:rStyle w:val="Strong"/>
-        </w:rPr>
-      </w:pPr>
-      <w:r>
-        <w:rPr>
-          <w:rStyle w:val="Strong"/>
-        </w:rPr>
-        <w:t>Maintainability</w:t>
-      </w:r>
-    </w:p>
-    <w:p>
-      <w:r>
-        <w:t>The backend shall be built using a standard LAMP stack (Linux, Apache, MySQL, PHP) with strict typing to ensure ease of hand-off for future developers.</w:t>
+        <w:br w:type="textWrapping" w:clear="all"/>
       </w:r>
     </w:p>
     <w:sectPr>

--- a/docs/requirements/Non-Functional_Requirements_V1.0.docx
+++ b/docs/requirements/Non-Functional_Requirements_V1.0.docx
@@ -1248,6 +1248,7 @@
   <w:style w:type="character" w:default="1" w:styleId="DefaultParagraphFont">
     <w:name w:val="Default Paragraph Font"/>
     <w:uiPriority w:val="1"/>
+    <w:semiHidden/>
     <w:unhideWhenUsed/>
   </w:style>
   <w:style w:type="table" w:default="1" w:styleId="TableNormal">
